--- a/보관본/러시아 인권변호사/Word/2부/2부_5화_파벨의_균열.docx
+++ b/보관본/러시아 인권변호사/Word/2부/2부_5화_파벨의_균열.docx
@@ -36,7 +36,7 @@
           <w:i w:val="0"/>
           <w:sz w:val="22"/>
         </w:rPr>
-        <w:t>파벨 게나디예비치 그리신(료샤의 소꿉친구, 기업법 변호사) / 마리야 “마샤” 그리시나(파벨의 아내, 파벨 사무실의 회계 담당, 신규) / 게오르기 세르게예비치 발라긴(리트비노프 홀딩 법무 담당, 1부 인물) / 알렉세이 “료샤” 오를로프(«스베트» 대표) / 올가 네스테로바(«스베트» 공동 설립자)</w:t>
+        <w:t>파벨 겐나디예비치 그리신(료샤의 소꿉친구, 기업법 변호사) / 마리야 “마샤” 그리시나(파벨의 아내, 파벨 사무실의 회계 담당, 신규) / 게오르기 세르게예비치 발라긴(리트비노프 홀딩 법무 담당, 1부 인물) / 알렉세이 “료샤” 오를로프(«스베트» 대표) / 올가 네스테로바(«스베트» 공동 설립자)</w:t>
       </w:r>
     </w:p>
     <w:p>
